--- a/downloads/teacher/03 Course Design/06 Teaching Rollout Week by Week.docx
+++ b/downloads/teacher/03 Course Design/06 Teaching Rollout Week by Week.docx
@@ -1533,7 +1533,7 @@
               <w:jc w:val="left"/>
             </w:pPr>
             <w:r>
-              <w:t xml:space="preserve">3.9 digital footprint and the Stress Plan, 3.10 listening and I-messages, 3.11 conflict, 3.12 communication task prep</w:t>
+              <w:t xml:space="preserve">3.9 digital footprint and the Stress Plan, 3.10 listening and I-messages, 3.11 conflict, 3.12 healthy vs unhealthy relationships</w:t>
             </w:r>
           </w:p>
         </w:tc>
@@ -1788,7 +1788,7 @@
               <w:jc w:val="left"/>
             </w:pPr>
             <w:r>
-              <w:t xml:space="preserve">4.1 what a home does, 4.2 needs and adaptations, 4.3 to 4.4 the home energy audit</w:t>
+              <w:t xml:space="preserve">4.1 housing needs and types of housing, 4.2 the home safety hunt, 4.3 maintenance and repairs, 4.4 the home energy audit begins</w:t>
             </w:r>
           </w:p>
         </w:tc>
@@ -1870,7 +1870,7 @@
               <w:jc w:val="left"/>
             </w:pPr>
             <w:r>
-              <w:t xml:space="preserve">4.4 audit results, 4.5 green choices and the quiz, 4.6 design elements, 4.7 color theory</w:t>
+              <w:t xml:space="preserve">4.4 audit results, 4.5 green choices and the quiz, 4.6 design elements, 4.7 principles of design</w:t>
             </w:r>
           </w:p>
         </w:tc>
@@ -2163,18 +2163,18 @@
               <w:jc w:val="left"/>
             </w:pPr>
             <w:r>
-              <w:t xml:space="preserve">Design a Room on Rubric 04 (day 114); Unit 4 Test (day 115)</w:t>
-            </w:r>
-          </w:p>
-        </w:tc>
-        <w:tc>
-          <w:p>
-            <w:pPr>
-              <w:pStyle w:val="Compact"/>
-              <w:jc w:val="left"/>
-            </w:pPr>
-            <w:r>
-              <w:t xml:space="preserve">Gallery tables set day 113 after school; print Rubric 04 and the test</w:t>
+              <w:t xml:space="preserve">Design a Room on Rubric 04 (day 113); Unit 4 Test (day 115)</w:t>
+            </w:r>
+          </w:p>
+        </w:tc>
+        <w:tc>
+          <w:p>
+            <w:pPr>
+              <w:pStyle w:val="Compact"/>
+              <w:jc w:val="left"/>
+            </w:pPr>
+            <w:r>
+              <w:t xml:space="preserve">Gallery tables set day 112 after school; print Rubric 04 and the test</w:t>
             </w:r>
           </w:p>
         </w:tc>
@@ -2807,18 +2807,18 @@
               <w:jc w:val="left"/>
             </w:pPr>
             <w:r>
-              <w:t xml:space="preserve">6.3 seasons and preservation, 6.4 food deserts, 6.5 sustainable methods and the quiz, 6.6 where food comes from</w:t>
-            </w:r>
-          </w:p>
-        </w:tc>
-        <w:tc>
-          <w:p>
-            <w:pPr>
-              <w:pStyle w:val="Compact"/>
-              <w:jc w:val="left"/>
-            </w:pPr>
-            <w:r>
-              <w:t xml:space="preserve">Food Systems Quiz (day 148)</w:t>
+              <w:t xml:space="preserve">6.3 the food waste audit, 6.4 food deserts, 6.5 sustainable methods and the quiz, 6.6 cooking methods</w:t>
+            </w:r>
+          </w:p>
+        </w:tc>
+        <w:tc>
+          <w:p>
+            <w:pPr>
+              <w:pStyle w:val="Compact"/>
+              <w:jc w:val="left"/>
+            </w:pPr>
+            <w:r>
+              <w:t xml:space="preserve">Food Systems Quiz (day 149)</w:t>
             </w:r>
           </w:p>
         </w:tc>
@@ -2898,7 +2898,7 @@
               <w:jc w:val="left"/>
             </w:pPr>
             <w:r>
-              <w:t xml:space="preserve">6.7 knife skills and mise en place, 6.8 pasta lab, 6.9 quesadilla lab, 6.10 cuisines</w:t>
+              <w:t xml:space="preserve">6.7 the quick bread science lab, 6.8 pasta lab, 6.9 quesadilla lab, 6.10 cuisines</w:t>
             </w:r>
           </w:p>
         </w:tc>
@@ -2923,24 +2923,24 @@
               <w:rPr>
                 <w:b/>
               </w:rPr>
-              <w:t xml:space="preserve">LAB WEEK, TWO LABS.</w:t>
+              <w:t xml:space="preserve">LAB WEEK, THREE LABS.</w:t>
             </w:r>
             <w:r>
               <w:t xml:space="preserve"> </w:t>
             </w:r>
             <w:r>
-              <w:t xml:space="preserve">Shop the weekend before for both; role cards and Gantt flowcharts printed; allergy check rechecked</w:t>
-            </w:r>
-          </w:p>
-        </w:tc>
-        <w:tc>
-          <w:p>
-            <w:pPr>
-              <w:pStyle w:val="Compact"/>
-              <w:jc w:val="left"/>
-            </w:pPr>
-            <w:r>
-              <w:t xml:space="preserve">Both labs’ groceries per the station lists (about $40 to $50)</w:t>
+              <w:t xml:space="preserve">Shop the weekend before for all three; role cards and Gantt flowcharts printed; allergy check rechecked</w:t>
+            </w:r>
+          </w:p>
+        </w:tc>
+        <w:tc>
+          <w:p>
+            <w:pPr>
+              <w:pStyle w:val="Compact"/>
+              <w:jc w:val="left"/>
+            </w:pPr>
+            <w:r>
+              <w:t xml:space="preserve">All three labs’ groceries per the station lists (about $40 to $50)</w:t>
             </w:r>
           </w:p>
         </w:tc>
@@ -2998,7 +2998,7 @@
               <w:jc w:val="left"/>
             </w:pPr>
             <w:r>
-              <w:t xml:space="preserve">6.10 cuisines, 6.11 cooking methods check, 6.12 Feed the Class menu options, 6.13 the vote and constraints</w:t>
+              <w:t xml:space="preserve">6.10 cuisines, 6.11 table setting and the cooking methods check, 6.12 Feed the Class menu options and constraints, 6.13 scale and cost the recipe</w:t>
             </w:r>
           </w:p>
         </w:tc>
@@ -3384,7 +3384,7 @@
               <w:jc w:val="left"/>
             </w:pPr>
             <w:r>
-              <w:t xml:space="preserve">Judges booked (day 179 to 180); pitch order posted; certificates or the class’s own awards printed; MP4 closes: enter grades</w:t>
+              <w:t xml:space="preserve">Judges booked (day 179); pitch order posted; certificates or the class’s own awards printed; MP4 closes: enter grades</w:t>
             </w:r>
           </w:p>
         </w:tc>
